--- a/docs/2027_13_S2_3_vizsgaremek_Adatbázismodell-diagramm.docx
+++ b/docs/2027_13_S2_3_vizsgaremek_Adatbázismodell-diagramm.docx
@@ -820,15 +820,7 @@
           <w:sz w:val="30"/>
           <w:szCs w:val="30"/>
         </w:rPr>
-        <w:t>Tárolja, hogy be van</w:t>
-      </w:r>
-      <w:r>
-        <w:rPr>
-          <w:color w:val="5C3317"/>
-          <w:sz w:val="30"/>
-          <w:szCs w:val="30"/>
-        </w:rPr>
-        <w:t>-e kapcsolva a kétfaktoros hitelesítés</w:t>
+        <w:t>Tárolja, hogy be van-e kapcsolva a kétfaktoros hitelesítés</w:t>
       </w:r>
     </w:p>
     <w:p>
@@ -981,16 +973,7 @@
           <w:sz w:val="30"/>
           <w:szCs w:val="30"/>
         </w:rPr>
-        <w:t>two_factor_recovery_co</w:t>
-      </w:r>
-      <w:r>
-        <w:rPr>
-          <w:b/>
-          <w:color w:val="000000"/>
-          <w:sz w:val="30"/>
-          <w:szCs w:val="30"/>
-        </w:rPr>
-        <w:t>des</w:t>
+        <w:t>two_factor_recovery_codes</w:t>
       </w:r>
       <w:r>
         <w:rPr>
@@ -1419,15 +1402,7 @@
           <w:sz w:val="30"/>
           <w:szCs w:val="30"/>
         </w:rPr>
-        <w:t>A jogo</w:t>
-      </w:r>
-      <w:r>
-        <w:rPr>
-          <w:color w:val="5C3317"/>
-          <w:sz w:val="30"/>
-          <w:szCs w:val="30"/>
-        </w:rPr>
-        <w:t>sultság egyedi kódja</w:t>
+        <w:t>A jogosultság egyedi kódja</w:t>
       </w:r>
     </w:p>
     <w:p>
@@ -1944,15 +1919,7 @@
           <w:sz w:val="30"/>
           <w:szCs w:val="30"/>
         </w:rPr>
-        <w:t>J</w:t>
-      </w:r>
-      <w:r>
-        <w:rPr>
-          <w:color w:val="5C3317"/>
-          <w:sz w:val="30"/>
-          <w:szCs w:val="30"/>
-        </w:rPr>
-        <w:t>elzi, hogy rendszer által definiált szerepkörről van-e szó</w:t>
+        <w:t>Jelzi, hogy rendszer által definiált szerepkörről van-e szó</w:t>
       </w:r>
     </w:p>
     <w:p>
@@ -2242,15 +2209,7 @@
           <w:sz w:val="30"/>
           <w:szCs w:val="30"/>
         </w:rPr>
-        <w:t>, összetett elsődleges kulc</w:t>
-      </w:r>
-      <w:r>
-        <w:rPr>
-          <w:color w:val="000000"/>
-          <w:sz w:val="30"/>
-          <w:szCs w:val="30"/>
-        </w:rPr>
-        <w:t xml:space="preserve">s része] : </w:t>
+        <w:t xml:space="preserve">, összetett elsődleges kulcs része] : </w:t>
       </w:r>
       <w:r>
         <w:rPr>
@@ -2676,7 +2635,82 @@
           <w:sz w:val="30"/>
           <w:szCs w:val="30"/>
         </w:rPr>
-        <w:t>ENUM('planned', 'active', 'on_hol</w:t>
+        <w:t>ENUM('planned', 'active', 'on_hold', 'completed', 'archived')</w:t>
+      </w:r>
+      <w:r>
+        <w:rPr>
+          <w:color w:val="000000"/>
+          <w:sz w:val="30"/>
+          <w:szCs w:val="30"/>
+        </w:rPr>
+        <w:t xml:space="preserve">, </w:t>
+      </w:r>
+      <w:r>
+        <w:rPr>
+          <w:color w:val="C00000"/>
+          <w:sz w:val="30"/>
+          <w:szCs w:val="30"/>
+        </w:rPr>
+        <w:t>NN</w:t>
+      </w:r>
+      <w:r>
+        <w:rPr>
+          <w:color w:val="000000"/>
+          <w:sz w:val="30"/>
+          <w:szCs w:val="30"/>
+        </w:rPr>
+        <w:t xml:space="preserve">, </w:t>
+      </w:r>
+      <w:r>
+        <w:rPr>
+          <w:color w:val="00802B"/>
+          <w:sz w:val="30"/>
+          <w:szCs w:val="30"/>
+        </w:rPr>
+        <w:t>default-&gt;'planned'</w:t>
+      </w:r>
+      <w:r>
+        <w:rPr>
+          <w:color w:val="000000"/>
+          <w:sz w:val="30"/>
+          <w:szCs w:val="30"/>
+        </w:rPr>
+        <w:t xml:space="preserve">] : </w:t>
+      </w:r>
+      <w:r>
+        <w:rPr>
+          <w:color w:val="5C3317"/>
+          <w:sz w:val="30"/>
+          <w:szCs w:val="30"/>
+        </w:rPr>
+        <w:t>A projekt állapota</w:t>
+      </w:r>
+    </w:p>
+    <w:p>
+      <w:pPr>
+        <w:pStyle w:val="Listaszerbekezds"/>
+        <w:numPr>
+          <w:ilvl w:val="0"/>
+          <w:numId w:val="5"/>
+        </w:numPr>
+        <w:ind w:firstLine="556"/>
+      </w:pPr>
+      <w:r>
+        <w:rPr>
+          <w:b/>
+          <w:color w:val="000000"/>
+          <w:sz w:val="30"/>
+          <w:szCs w:val="30"/>
+        </w:rPr>
+        <w:t>deadline</w:t>
+      </w:r>
+      <w:r>
+        <w:rPr>
+          <w:color w:val="000000"/>
+          <w:sz w:val="30"/>
+          <w:szCs w:val="30"/>
+        </w:rPr>
+        <w:t xml:space="preserve"> [</w:t>
       </w:r>
       <w:r>
         <w:rPr>
@@ -2684,7 +2718,109 @@
           <w:sz w:val="30"/>
           <w:szCs w:val="30"/>
         </w:rPr>
-        <w:t>d', 'completed', 'archived')</w:t>
+        <w:t>DATE</w:t>
+      </w:r>
+      <w:r>
+        <w:rPr>
+          <w:color w:val="000000"/>
+          <w:sz w:val="30"/>
+          <w:szCs w:val="30"/>
+        </w:rPr>
+        <w:t xml:space="preserve">] : </w:t>
+      </w:r>
+      <w:r>
+        <w:rPr>
+          <w:color w:val="5C3317"/>
+          <w:sz w:val="30"/>
+          <w:szCs w:val="30"/>
+        </w:rPr>
+        <w:t>A projekt határideje</w:t>
+      </w:r>
+    </w:p>
+    <w:p>
+      <w:pPr>
+        <w:pStyle w:val="Listaszerbekezds"/>
+        <w:numPr>
+          <w:ilvl w:val="0"/>
+          <w:numId w:val="5"/>
+        </w:numPr>
+        <w:ind w:firstLine="556"/>
+      </w:pPr>
+      <w:r>
+        <w:rPr>
+          <w:b/>
+          <w:color w:val="000000"/>
+          <w:sz w:val="30"/>
+          <w:szCs w:val="30"/>
+        </w:rPr>
+        <w:t>owner_id</w:t>
+      </w:r>
+      <w:r>
+        <w:rPr>
+          <w:color w:val="000000"/>
+          <w:sz w:val="30"/>
+          <w:szCs w:val="30"/>
+        </w:rPr>
+        <w:t xml:space="preserve"> [</w:t>
+      </w:r>
+      <w:r>
+        <w:rPr>
+          <w:color w:val="0033CC"/>
+          <w:sz w:val="30"/>
+          <w:szCs w:val="30"/>
+        </w:rPr>
+        <w:t>CHAR(36)</w:t>
+      </w:r>
+      <w:r>
+        <w:rPr>
+          <w:color w:val="000000"/>
+          <w:sz w:val="30"/>
+          <w:szCs w:val="30"/>
+        </w:rPr>
+        <w:t xml:space="preserve">, NULL] : </w:t>
+      </w:r>
+      <w:r>
+        <w:rPr>
+          <w:color w:val="5C3317"/>
+          <w:sz w:val="30"/>
+          <w:szCs w:val="30"/>
+        </w:rPr>
+        <w:t>Projekt felelőse (általában a létrehozó)</w:t>
+      </w:r>
+    </w:p>
+    <w:p>
+      <w:pPr>
+        <w:pStyle w:val="Listaszerbekezds"/>
+        <w:numPr>
+          <w:ilvl w:val="0"/>
+          <w:numId w:val="5"/>
+        </w:numPr>
+        <w:ind w:firstLine="556"/>
+      </w:pPr>
+      <w:r>
+        <w:rPr>
+          <w:b/>
+          <w:color w:val="000000"/>
+          <w:sz w:val="30"/>
+          <w:szCs w:val="30"/>
+        </w:rPr>
+        <w:t>created_at</w:t>
+      </w:r>
+      <w:r>
+        <w:rPr>
+          <w:color w:val="000000"/>
+          <w:sz w:val="30"/>
+          <w:szCs w:val="30"/>
+        </w:rPr>
+        <w:t xml:space="preserve"> [</w:t>
+      </w:r>
+      <w:r>
+        <w:rPr>
+          <w:color w:val="0033CC"/>
+          <w:sz w:val="30"/>
+          <w:szCs w:val="30"/>
+        </w:rPr>
+        <w:t>TIMESTAMP</w:t>
       </w:r>
       <w:r>
         <w:rPr>
@@ -2696,27 +2832,11 @@
       </w:r>
       <w:r>
         <w:rPr>
-          <w:color w:val="C00000"/>
-          <w:sz w:val="30"/>
-          <w:szCs w:val="30"/>
-        </w:rPr>
-        <w:t>NN</w:t>
-      </w:r>
-      <w:r>
-        <w:rPr>
-          <w:color w:val="000000"/>
-          <w:sz w:val="30"/>
-          <w:szCs w:val="30"/>
-        </w:rPr>
-        <w:t xml:space="preserve">, </w:t>
-      </w:r>
-      <w:r>
-        <w:rPr>
           <w:color w:val="00802B"/>
           <w:sz w:val="30"/>
           <w:szCs w:val="30"/>
         </w:rPr>
-        <w:t>default-&gt;'planned'</w:t>
+        <w:t>default-&gt;CURRENT_TIMESTAMP</w:t>
       </w:r>
       <w:r>
         <w:rPr>
@@ -2732,184 +2852,7 @@
           <w:sz w:val="30"/>
           <w:szCs w:val="30"/>
         </w:rPr>
-        <w:t>A projekt állapota</w:t>
-      </w:r>
-    </w:p>
-    <w:p>
-      <w:pPr>
-        <w:pStyle w:val="Listaszerbekezds"/>
-        <w:numPr>
-          <w:ilvl w:val="0"/>
-          <w:numId w:val="5"/>
-        </w:numPr>
-        <w:ind w:firstLine="556"/>
-      </w:pPr>
-      <w:r>
-        <w:rPr>
-          <w:b/>
-          <w:color w:val="000000"/>
-          <w:sz w:val="30"/>
-          <w:szCs w:val="30"/>
-        </w:rPr>
-        <w:t>deadline</w:t>
-      </w:r>
-      <w:r>
-        <w:rPr>
-          <w:color w:val="000000"/>
-          <w:sz w:val="30"/>
-          <w:szCs w:val="30"/>
-        </w:rPr>
-        <w:t xml:space="preserve"> [</w:t>
-      </w:r>
-      <w:r>
-        <w:rPr>
-          <w:color w:val="0033CC"/>
-          <w:sz w:val="30"/>
-          <w:szCs w:val="30"/>
-        </w:rPr>
-        <w:t>DATE</w:t>
-      </w:r>
-      <w:r>
-        <w:rPr>
-          <w:color w:val="000000"/>
-          <w:sz w:val="30"/>
-          <w:szCs w:val="30"/>
-        </w:rPr>
-        <w:t xml:space="preserve">] : </w:t>
-      </w:r>
-      <w:r>
-        <w:rPr>
-          <w:color w:val="5C3317"/>
-          <w:sz w:val="30"/>
-          <w:szCs w:val="30"/>
-        </w:rPr>
-        <w:t>A projekt határideje</w:t>
-      </w:r>
-    </w:p>
-    <w:p>
-      <w:pPr>
-        <w:pStyle w:val="Listaszerbekezds"/>
-        <w:numPr>
-          <w:ilvl w:val="0"/>
-          <w:numId w:val="5"/>
-        </w:numPr>
-        <w:ind w:firstLine="556"/>
-      </w:pPr>
-      <w:r>
-        <w:rPr>
-          <w:b/>
-          <w:color w:val="000000"/>
-          <w:sz w:val="30"/>
-          <w:szCs w:val="30"/>
-        </w:rPr>
-        <w:t>owner_id</w:t>
-      </w:r>
-      <w:r>
-        <w:rPr>
-          <w:color w:val="000000"/>
-          <w:sz w:val="30"/>
-          <w:szCs w:val="30"/>
-        </w:rPr>
-        <w:t xml:space="preserve"> [</w:t>
-      </w:r>
-      <w:r>
-        <w:rPr>
-          <w:color w:val="0033CC"/>
-          <w:sz w:val="30"/>
-          <w:szCs w:val="30"/>
-        </w:rPr>
-        <w:t>CHAR(36)</w:t>
-      </w:r>
-      <w:r>
-        <w:rPr>
-          <w:color w:val="000000"/>
-          <w:sz w:val="30"/>
-          <w:szCs w:val="30"/>
-        </w:rPr>
-        <w:t xml:space="preserve">, NULL] : </w:t>
-      </w:r>
-      <w:r>
-        <w:rPr>
-          <w:color w:val="5C3317"/>
-          <w:sz w:val="30"/>
-          <w:szCs w:val="30"/>
-        </w:rPr>
-        <w:t>Projekt felelőse (általában a létrehozó)</w:t>
-      </w:r>
-    </w:p>
-    <w:p>
-      <w:pPr>
-        <w:pStyle w:val="Listaszerbekezds"/>
-        <w:numPr>
-          <w:ilvl w:val="0"/>
-          <w:numId w:val="5"/>
-        </w:numPr>
-        <w:ind w:firstLine="556"/>
-      </w:pPr>
-      <w:r>
-        <w:rPr>
-          <w:b/>
-          <w:color w:val="000000"/>
-          <w:sz w:val="30"/>
-          <w:szCs w:val="30"/>
-        </w:rPr>
-        <w:t>created_at</w:t>
-      </w:r>
-      <w:r>
-        <w:rPr>
-          <w:color w:val="000000"/>
-          <w:sz w:val="30"/>
-          <w:szCs w:val="30"/>
-        </w:rPr>
-        <w:t xml:space="preserve"> [</w:t>
-      </w:r>
-      <w:r>
-        <w:rPr>
-          <w:color w:val="0033CC"/>
-          <w:sz w:val="30"/>
-          <w:szCs w:val="30"/>
-        </w:rPr>
-        <w:t>TIMESTAMP</w:t>
-      </w:r>
-      <w:r>
-        <w:rPr>
-          <w:color w:val="000000"/>
-          <w:sz w:val="30"/>
-          <w:szCs w:val="30"/>
-        </w:rPr>
-        <w:t xml:space="preserve">, </w:t>
-      </w:r>
-      <w:r>
-        <w:rPr>
-          <w:color w:val="00802B"/>
-          <w:sz w:val="30"/>
-          <w:szCs w:val="30"/>
-        </w:rPr>
-        <w:t>default-&gt;CURRENT_TIMESTAMP</w:t>
-      </w:r>
-      <w:r>
-        <w:rPr>
-          <w:color w:val="000000"/>
-          <w:sz w:val="30"/>
-          <w:szCs w:val="30"/>
-        </w:rPr>
-        <w:t xml:space="preserve">] : </w:t>
-      </w:r>
-      <w:r>
-        <w:rPr>
-          <w:color w:val="5C3317"/>
-          <w:sz w:val="30"/>
-          <w:szCs w:val="30"/>
-        </w:rPr>
-        <w:t>A projekt létrehozás</w:t>
-      </w:r>
-      <w:r>
-        <w:rPr>
-          <w:color w:val="5C3317"/>
-          <w:sz w:val="30"/>
-          <w:szCs w:val="30"/>
-        </w:rPr>
-        <w:t>ának dátuma</w:t>
+        <w:t>A projekt létrehozásának dátuma</w:t>
       </w:r>
     </w:p>
     <w:p>
@@ -3244,16 +3187,7 @@
           <w:sz w:val="30"/>
           <w:szCs w:val="30"/>
         </w:rPr>
-        <w:t>assigned_a</w:t>
-      </w:r>
-      <w:r>
-        <w:rPr>
-          <w:b/>
-          <w:color w:val="000000"/>
-          <w:sz w:val="30"/>
-          <w:szCs w:val="30"/>
-        </w:rPr>
-        <w:t>t</w:t>
+        <w:t>assigned_at</w:t>
       </w:r>
       <w:r>
         <w:rPr>
@@ -3519,16 +3453,7 @@
           <w:sz w:val="30"/>
           <w:szCs w:val="30"/>
         </w:rPr>
-        <w:t>descript</w:t>
-      </w:r>
-      <w:r>
-        <w:rPr>
-          <w:b/>
-          <w:color w:val="000000"/>
-          <w:sz w:val="30"/>
-          <w:szCs w:val="30"/>
-        </w:rPr>
-        <w:t>ion</w:t>
+        <w:t>description</w:t>
       </w:r>
       <w:r>
         <w:rPr>
@@ -3929,15 +3854,7 @@
           <w:sz w:val="30"/>
           <w:szCs w:val="30"/>
         </w:rPr>
-        <w:t>, összetett első</w:t>
-      </w:r>
-      <w:r>
-        <w:rPr>
-          <w:color w:val="000000"/>
-          <w:sz w:val="30"/>
-          <w:szCs w:val="30"/>
-        </w:rPr>
-        <w:t xml:space="preserve">dleges kulcs része] : </w:t>
+        <w:t xml:space="preserve">, összetett elsődleges kulcs része] : </w:t>
       </w:r>
       <w:r>
         <w:rPr>
@@ -4146,15 +4063,7 @@
           <w:sz w:val="30"/>
           <w:szCs w:val="30"/>
         </w:rPr>
-        <w:t>Hoz</w:t>
-      </w:r>
-      <w:r>
-        <w:rPr>
-          <w:color w:val="5C3317"/>
-          <w:sz w:val="30"/>
-          <w:szCs w:val="30"/>
-        </w:rPr>
-        <w:t>zárendelés ideje</w:t>
+        <w:t>Hozzárendelés ideje</w:t>
       </w:r>
     </w:p>
     <w:p>
@@ -5310,15 +5219,7 @@
           <w:sz w:val="30"/>
           <w:szCs w:val="30"/>
         </w:rPr>
-        <w:t>A válaszadás (elfogadás/el</w:t>
-      </w:r>
-      <w:r>
-        <w:rPr>
-          <w:color w:val="5C3317"/>
-          <w:sz w:val="30"/>
-          <w:szCs w:val="30"/>
-        </w:rPr>
-        <w:t>utasítás) ideje</w:t>
+        <w:t>A válaszadás (elfogadás/elutasítás) ideje</w:t>
       </w:r>
     </w:p>
     <w:p>
@@ -5683,7 +5584,23 @@
           <w:sz w:val="30"/>
           <w:szCs w:val="30"/>
         </w:rPr>
-        <w:t>default-&gt;'Tervezés'</w:t>
+        <w:t>default-&gt;'</w:t>
+      </w:r>
+      <w:r>
+        <w:rPr>
+          <w:color w:val="00802B"/>
+          <w:sz w:val="30"/>
+          <w:szCs w:val="30"/>
+        </w:rPr>
+        <w:t>planning</w:t>
+      </w:r>
+      <w:r>
+        <w:rPr>
+          <w:color w:val="00802B"/>
+          <w:sz w:val="30"/>
+          <w:szCs w:val="30"/>
+        </w:rPr>
+        <w:t>'</w:t>
       </w:r>
       <w:r>
         <w:rPr>
@@ -5833,15 +5750,7 @@
           <w:sz w:val="30"/>
           <w:szCs w:val="30"/>
         </w:rPr>
-        <w:t>Szerepkör, amire a task ki v</w:t>
-      </w:r>
-      <w:r>
-        <w:rPr>
-          <w:color w:val="5C3317"/>
-          <w:sz w:val="30"/>
-          <w:szCs w:val="30"/>
-        </w:rPr>
-        <w:t>an hirdetve (akiknek ez a szerepkörük, az megkapja/látja)</w:t>
+        <w:t>Szerepkör, amire a task ki van hirdetve (akiknek ez a szerepkörük, az megkapja/látja)</w:t>
       </w:r>
     </w:p>
     <w:p>
@@ -5994,15 +5903,7 @@
           <w:sz w:val="30"/>
           <w:szCs w:val="30"/>
         </w:rPr>
-        <w:t>A felad</w:t>
-      </w:r>
-      <w:r>
-        <w:rPr>
-          <w:color w:val="5C3317"/>
-          <w:sz w:val="30"/>
-          <w:szCs w:val="30"/>
-        </w:rPr>
-        <w:t>at esedékességi dátuma</w:t>
+        <w:t>A feladat esedékességi dátuma</w:t>
       </w:r>
     </w:p>
     <w:p>
@@ -6208,15 +6109,7 @@
           <w:sz w:val="30"/>
           <w:szCs w:val="30"/>
         </w:rPr>
-        <w:t>, első</w:t>
-      </w:r>
-      <w:r>
-        <w:rPr>
-          <w:color w:val="000000"/>
-          <w:sz w:val="30"/>
-          <w:szCs w:val="30"/>
-        </w:rPr>
-        <w:t xml:space="preserve">dleges kulcs(UUID)] : </w:t>
+        <w:t xml:space="preserve">, elsődleges kulcs(UUID)] : </w:t>
       </w:r>
       <w:r>
         <w:rPr>
@@ -6838,15 +6731,7 @@
           <w:sz w:val="30"/>
           <w:szCs w:val="30"/>
         </w:rPr>
-        <w:t>A feladat azonosítój</w:t>
-      </w:r>
-      <w:r>
-        <w:rPr>
-          <w:color w:val="5C3317"/>
-          <w:sz w:val="30"/>
-          <w:szCs w:val="30"/>
-        </w:rPr>
-        <w:t>a</w:t>
+        <w:t>A feladat azonosítója</w:t>
       </w:r>
     </w:p>
     <w:p>
@@ -7232,15 +7117,7 @@
           <w:sz w:val="30"/>
           <w:szCs w:val="30"/>
         </w:rPr>
-        <w:t>default-&gt;CURREN</w:t>
-      </w:r>
-      <w:r>
-        <w:rPr>
-          <w:color w:val="00802B"/>
-          <w:sz w:val="30"/>
-          <w:szCs w:val="30"/>
-        </w:rPr>
-        <w:t>T_TIMESTAMP</w:t>
+        <w:t>default-&gt;CURRENT_TIMESTAMP</w:t>
       </w:r>
       <w:r>
         <w:rPr>
@@ -7830,15 +7707,7 @@
           <w:sz w:val="30"/>
           <w:szCs w:val="30"/>
         </w:rPr>
-        <w:t xml:space="preserve">, </w:t>
-      </w:r>
-      <w:r>
-        <w:rPr>
-          <w:color w:val="000000"/>
-          <w:sz w:val="30"/>
-          <w:szCs w:val="30"/>
-        </w:rPr>
-        <w:t xml:space="preserve">NULL] : </w:t>
+        <w:t xml:space="preserve">, NULL] : </w:t>
       </w:r>
       <w:r>
         <w:rPr>
@@ -8414,10 +8283,7 @@
         <w:ind w:firstLine="275"/>
       </w:pPr>
       <w:r>
-        <w:t>storage_n</w:t>
-      </w:r>
-      <w:r>
-        <w:t>ode_role</w:t>
+        <w:t>storage_node_role</w:t>
       </w:r>
     </w:p>
     <w:p>
@@ -8784,15 +8650,7 @@
           <w:sz w:val="30"/>
           <w:szCs w:val="30"/>
         </w:rPr>
-        <w:t>Létreho</w:t>
-      </w:r>
-      <w:r>
-        <w:rPr>
-          <w:color w:val="5C3317"/>
-          <w:sz w:val="30"/>
-          <w:szCs w:val="30"/>
-        </w:rPr>
-        <w:t>zás ideje</w:t>
+        <w:t>Létrehozás ideje</w:t>
       </w:r>
     </w:p>
     <w:p>
@@ -9211,16 +9069,7 @@
           <w:sz w:val="30"/>
           <w:szCs w:val="30"/>
         </w:rPr>
-        <w:t>c</w:t>
-      </w:r>
-      <w:r>
-        <w:rPr>
-          <w:b/>
-          <w:color w:val="000000"/>
-          <w:sz w:val="30"/>
-          <w:szCs w:val="30"/>
-        </w:rPr>
-        <w:t>reated_by</w:t>
+        <w:t>created_by</w:t>
       </w:r>
       <w:r>
         <w:rPr>
@@ -9383,15 +9232,7 @@
           <w:sz w:val="30"/>
           <w:szCs w:val="30"/>
         </w:rPr>
-        <w:t>A csevegőszoba azonosí</w:t>
-      </w:r>
-      <w:r>
-        <w:rPr>
-          <w:color w:val="5C3317"/>
-          <w:sz w:val="30"/>
-          <w:szCs w:val="30"/>
-        </w:rPr>
-        <w:t>tója</w:t>
+        <w:t>A csevegőszoba azonosítója</w:t>
       </w:r>
     </w:p>
     <w:p>
@@ -9860,15 +9701,7 @@
           <w:sz w:val="30"/>
           <w:szCs w:val="30"/>
         </w:rPr>
-        <w:t>defau</w:t>
-      </w:r>
-      <w:r>
-        <w:rPr>
-          <w:color w:val="00802B"/>
-          <w:sz w:val="30"/>
-          <w:szCs w:val="30"/>
-        </w:rPr>
-        <w:t>lt-&gt;CURRENT_TIMESTAMP</w:t>
+        <w:t>default-&gt;CURRENT_TIMESTAMP</w:t>
       </w:r>
       <w:r>
         <w:rPr>
@@ -10086,16 +9919,7 @@
           <w:sz w:val="30"/>
           <w:szCs w:val="30"/>
         </w:rPr>
-        <w:t>f</w:t>
-      </w:r>
-      <w:r>
-        <w:rPr>
-          <w:b/>
-          <w:color w:val="000000"/>
-          <w:sz w:val="30"/>
-          <w:szCs w:val="30"/>
-        </w:rPr>
-        <w:t>ile_url</w:t>
+        <w:t>file_url</w:t>
       </w:r>
       <w:r>
         <w:rPr>
@@ -11200,7 +11024,82 @@
           <w:sz w:val="30"/>
           <w:szCs w:val="30"/>
         </w:rPr>
-        <w:t>B</w:t>
+        <w:t>Boolean</w:t>
+      </w:r>
+      <w:r>
+        <w:rPr>
+          <w:color w:val="000000"/>
+          <w:sz w:val="30"/>
+          <w:szCs w:val="30"/>
+        </w:rPr>
+        <w:t xml:space="preserve">, </w:t>
+      </w:r>
+      <w:r>
+        <w:rPr>
+          <w:color w:val="C00000"/>
+          <w:sz w:val="30"/>
+          <w:szCs w:val="30"/>
+        </w:rPr>
+        <w:t>NN</w:t>
+      </w:r>
+      <w:r>
+        <w:rPr>
+          <w:color w:val="000000"/>
+          <w:sz w:val="30"/>
+          <w:szCs w:val="30"/>
+        </w:rPr>
+        <w:t xml:space="preserve">, </w:t>
+      </w:r>
+      <w:r>
+        <w:rPr>
+          <w:color w:val="00802B"/>
+          <w:sz w:val="30"/>
+          <w:szCs w:val="30"/>
+        </w:rPr>
+        <w:t>default-&gt;FALSE</w:t>
+      </w:r>
+      <w:r>
+        <w:rPr>
+          <w:color w:val="000000"/>
+          <w:sz w:val="30"/>
+          <w:szCs w:val="30"/>
+        </w:rPr>
+        <w:t xml:space="preserve">] : </w:t>
+      </w:r>
+      <w:r>
+        <w:rPr>
+          <w:color w:val="5C3317"/>
+          <w:sz w:val="30"/>
+          <w:szCs w:val="30"/>
+        </w:rPr>
+        <w:t>Jelzi, hogy a munkamenetet visszavonták-e</w:t>
+      </w:r>
+    </w:p>
+    <w:p>
+      <w:pPr>
+        <w:pStyle w:val="Listaszerbekezds"/>
+        <w:numPr>
+          <w:ilvl w:val="0"/>
+          <w:numId w:val="5"/>
+        </w:numPr>
+        <w:ind w:firstLine="556"/>
+      </w:pPr>
+      <w:r>
+        <w:rPr>
+          <w:b/>
+          <w:color w:val="000000"/>
+          <w:sz w:val="30"/>
+          <w:szCs w:val="30"/>
+        </w:rPr>
+        <w:t>expires_at</w:t>
+      </w:r>
+      <w:r>
+        <w:rPr>
+          <w:color w:val="000000"/>
+          <w:sz w:val="30"/>
+          <w:szCs w:val="30"/>
+        </w:rPr>
+        <w:t xml:space="preserve"> [</w:t>
       </w:r>
       <w:r>
         <w:rPr>
@@ -11208,7 +11107,7 @@
           <w:sz w:val="30"/>
           <w:szCs w:val="30"/>
         </w:rPr>
-        <w:t>oolean</w:t>
+        <w:t>TIMESTAMP</w:t>
       </w:r>
       <w:r>
         <w:rPr>
@@ -11232,6 +11131,57 @@
           <w:sz w:val="30"/>
           <w:szCs w:val="30"/>
         </w:rPr>
+        <w:t xml:space="preserve">] : </w:t>
+      </w:r>
+      <w:r>
+        <w:rPr>
+          <w:color w:val="5C3317"/>
+          <w:sz w:val="30"/>
+          <w:szCs w:val="30"/>
+        </w:rPr>
+        <w:t>A munkamenet lejáratának időpontja</w:t>
+      </w:r>
+    </w:p>
+    <w:p>
+      <w:pPr>
+        <w:pStyle w:val="Listaszerbekezds"/>
+        <w:numPr>
+          <w:ilvl w:val="0"/>
+          <w:numId w:val="5"/>
+        </w:numPr>
+        <w:ind w:firstLine="556"/>
+      </w:pPr>
+      <w:r>
+        <w:rPr>
+          <w:b/>
+          <w:color w:val="000000"/>
+          <w:sz w:val="30"/>
+          <w:szCs w:val="30"/>
+        </w:rPr>
+        <w:t>created_at</w:t>
+      </w:r>
+      <w:r>
+        <w:rPr>
+          <w:color w:val="000000"/>
+          <w:sz w:val="30"/>
+          <w:szCs w:val="30"/>
+        </w:rPr>
+        <w:t xml:space="preserve"> [</w:t>
+      </w:r>
+      <w:r>
+        <w:rPr>
+          <w:color w:val="0033CC"/>
+          <w:sz w:val="30"/>
+          <w:szCs w:val="30"/>
+        </w:rPr>
+        <w:t>TIMESTAMP</w:t>
+      </w:r>
+      <w:r>
+        <w:rPr>
+          <w:color w:val="000000"/>
+          <w:sz w:val="30"/>
+          <w:szCs w:val="30"/>
+        </w:rPr>
         <w:t xml:space="preserve">, </w:t>
       </w:r>
       <w:r>
@@ -11240,7 +11190,7 @@
           <w:sz w:val="30"/>
           <w:szCs w:val="30"/>
         </w:rPr>
-        <w:t>default-&gt;FALSE</w:t>
+        <w:t>default-&gt;CURRENT_TIMESTAMP</w:t>
       </w:r>
       <w:r>
         <w:rPr>
@@ -11256,7 +11206,7 @@
           <w:sz w:val="30"/>
           <w:szCs w:val="30"/>
         </w:rPr>
-        <w:t>Jelzi, hogy a munkamenetet visszavonták-e</w:t>
+        <w:t>A munkamenet létrehozásának dátuma</w:t>
       </w:r>
     </w:p>
     <w:p>
@@ -11275,7 +11225,7 @@
           <w:sz w:val="30"/>
           <w:szCs w:val="30"/>
         </w:rPr>
-        <w:t>expires_at</w:t>
+        <w:t>updated_at</w:t>
       </w:r>
       <w:r>
         <w:rPr>
@@ -11303,153 +11253,11 @@
       </w:r>
       <w:r>
         <w:rPr>
-          <w:color w:val="C00000"/>
-          <w:sz w:val="30"/>
-          <w:szCs w:val="30"/>
-        </w:rPr>
-        <w:t>NN</w:t>
-      </w:r>
-      <w:r>
-        <w:rPr>
-          <w:color w:val="000000"/>
-          <w:sz w:val="30"/>
-          <w:szCs w:val="30"/>
-        </w:rPr>
-        <w:t xml:space="preserve">] : </w:t>
-      </w:r>
-      <w:r>
-        <w:rPr>
-          <w:color w:val="5C3317"/>
-          <w:sz w:val="30"/>
-          <w:szCs w:val="30"/>
-        </w:rPr>
-        <w:t>A munkamenet lejáratának időpontja</w:t>
-      </w:r>
-    </w:p>
-    <w:p>
-      <w:pPr>
-        <w:pStyle w:val="Listaszerbekezds"/>
-        <w:numPr>
-          <w:ilvl w:val="0"/>
-          <w:numId w:val="5"/>
-        </w:numPr>
-        <w:ind w:firstLine="556"/>
-      </w:pPr>
-      <w:r>
-        <w:rPr>
-          <w:b/>
-          <w:color w:val="000000"/>
-          <w:sz w:val="30"/>
-          <w:szCs w:val="30"/>
-        </w:rPr>
-        <w:t>created_at</w:t>
-      </w:r>
-      <w:r>
-        <w:rPr>
-          <w:color w:val="000000"/>
-          <w:sz w:val="30"/>
-          <w:szCs w:val="30"/>
-        </w:rPr>
-        <w:t xml:space="preserve"> [</w:t>
-      </w:r>
-      <w:r>
-        <w:rPr>
-          <w:color w:val="0033CC"/>
-          <w:sz w:val="30"/>
-          <w:szCs w:val="30"/>
-        </w:rPr>
-        <w:t>TIMESTAMP</w:t>
-      </w:r>
-      <w:r>
-        <w:rPr>
-          <w:color w:val="000000"/>
-          <w:sz w:val="30"/>
-          <w:szCs w:val="30"/>
-        </w:rPr>
-        <w:t xml:space="preserve">, </w:t>
-      </w:r>
-      <w:r>
-        <w:rPr>
           <w:color w:val="00802B"/>
           <w:sz w:val="30"/>
           <w:szCs w:val="30"/>
         </w:rPr>
         <w:t>default-&gt;CURRENT_TIMESTAMP</w:t>
-      </w:r>
-      <w:r>
-        <w:rPr>
-          <w:color w:val="000000"/>
-          <w:sz w:val="30"/>
-          <w:szCs w:val="30"/>
-        </w:rPr>
-        <w:t xml:space="preserve">] : </w:t>
-      </w:r>
-      <w:r>
-        <w:rPr>
-          <w:color w:val="5C3317"/>
-          <w:sz w:val="30"/>
-          <w:szCs w:val="30"/>
-        </w:rPr>
-        <w:t>A munkamenet létrehozásának dátuma</w:t>
-      </w:r>
-    </w:p>
-    <w:p>
-      <w:pPr>
-        <w:pStyle w:val="Listaszerbekezds"/>
-        <w:numPr>
-          <w:ilvl w:val="0"/>
-          <w:numId w:val="5"/>
-        </w:numPr>
-        <w:ind w:firstLine="556"/>
-      </w:pPr>
-      <w:r>
-        <w:rPr>
-          <w:b/>
-          <w:color w:val="000000"/>
-          <w:sz w:val="30"/>
-          <w:szCs w:val="30"/>
-        </w:rPr>
-        <w:t>updated_at</w:t>
-      </w:r>
-      <w:r>
-        <w:rPr>
-          <w:color w:val="000000"/>
-          <w:sz w:val="30"/>
-          <w:szCs w:val="30"/>
-        </w:rPr>
-        <w:t xml:space="preserve"> [</w:t>
-      </w:r>
-      <w:r>
-        <w:rPr>
-          <w:color w:val="0033CC"/>
-          <w:sz w:val="30"/>
-          <w:szCs w:val="30"/>
-        </w:rPr>
-        <w:t>TIMESTAMP</w:t>
-      </w:r>
-      <w:r>
-        <w:rPr>
-          <w:color w:val="000000"/>
-          <w:sz w:val="30"/>
-          <w:szCs w:val="30"/>
-        </w:rPr>
-        <w:t xml:space="preserve">, </w:t>
-      </w:r>
-      <w:r>
-        <w:rPr>
-          <w:color w:val="00802B"/>
-          <w:sz w:val="30"/>
-          <w:szCs w:val="30"/>
-        </w:rPr>
-        <w:t>default-&gt;</w:t>
-      </w:r>
-      <w:r>
-        <w:rPr>
-          <w:color w:val="00802B"/>
-          <w:sz w:val="30"/>
-          <w:szCs w:val="30"/>
-        </w:rPr>
-        <w:t>CURRENT_TIMESTAMP</w:t>
       </w:r>
       <w:r>
         <w:rPr>
@@ -11880,15 +11688,7 @@
           <w:sz w:val="30"/>
           <w:szCs w:val="30"/>
         </w:rPr>
-        <w:t>TIME</w:t>
-      </w:r>
-      <w:r>
-        <w:rPr>
-          <w:color w:val="0033CC"/>
-          <w:sz w:val="30"/>
-          <w:szCs w:val="30"/>
-        </w:rPr>
-        <w:t>STAMP</w:t>
+        <w:t>TIMESTAMP</w:t>
       </w:r>
       <w:r>
         <w:rPr>
@@ -12126,15 +11926,7 @@
           <w:sz w:val="30"/>
           <w:szCs w:val="30"/>
         </w:rPr>
-        <w:t>, elsődleges kulcs(UUID)</w:t>
-      </w:r>
-      <w:r>
-        <w:rPr>
-          <w:color w:val="000000"/>
-          <w:sz w:val="30"/>
-          <w:szCs w:val="30"/>
-        </w:rPr>
-        <w:t xml:space="preserve">] : </w:t>
+        <w:t xml:space="preserve">, elsődleges kulcs(UUID)] : </w:t>
       </w:r>
       <w:r>
         <w:rPr>
@@ -12782,16 +12574,7 @@
           <w:sz w:val="30"/>
           <w:szCs w:val="30"/>
         </w:rPr>
-        <w:t>pro</w:t>
-      </w:r>
-      <w:r>
-        <w:rPr>
-          <w:b/>
-          <w:color w:val="000000"/>
-          <w:sz w:val="30"/>
-          <w:szCs w:val="30"/>
-        </w:rPr>
-        <w:t>ject_team_member.assigned_by</w:t>
+        <w:t>project_team_member.assigned_by</w:t>
       </w:r>
       <w:r>
         <w:rPr>
@@ -13151,15 +12934,7 @@
           <w:sz w:val="30"/>
           <w:szCs w:val="30"/>
         </w:rPr>
-        <w:t xml:space="preserve"> [1:N </w:t>
-      </w:r>
-      <w:r>
-        <w:rPr>
-          <w:color w:val="5C3317"/>
-          <w:sz w:val="30"/>
-          <w:szCs w:val="30"/>
-        </w:rPr>
-        <w:t>kapcsolat]</w:t>
+        <w:t xml:space="preserve"> [1:N kapcsolat]</w:t>
       </w:r>
     </w:p>
     <w:p>
@@ -13371,16 +13146,7 @@
           <w:sz w:val="30"/>
           <w:szCs w:val="30"/>
         </w:rPr>
-        <w:t>calendar_even</w:t>
-      </w:r>
-      <w:r>
-        <w:rPr>
-          <w:b/>
-          <w:color w:val="000000"/>
-          <w:sz w:val="30"/>
-          <w:szCs w:val="30"/>
-        </w:rPr>
-        <w:t>t.created_by</w:t>
+        <w:t>calendar_event.created_by</w:t>
       </w:r>
       <w:r>
         <w:rPr>
@@ -13791,16 +13557,7 @@
           <w:sz w:val="30"/>
           <w:szCs w:val="30"/>
         </w:rPr>
-        <w:t>chat_room.workspa</w:t>
-      </w:r>
-      <w:r>
-        <w:rPr>
-          <w:b/>
-          <w:color w:val="000000"/>
-          <w:sz w:val="30"/>
-          <w:szCs w:val="30"/>
-        </w:rPr>
-        <w:t>ce_id</w:t>
+        <w:t>chat_room.workspace_id</w:t>
       </w:r>
       <w:r>
         <w:rPr>
@@ -14048,16 +13805,7 @@
           <w:sz w:val="30"/>
           <w:szCs w:val="30"/>
         </w:rPr>
-        <w:t>workspace_membe</w:t>
-      </w:r>
-      <w:r>
-        <w:rPr>
-          <w:b/>
-          <w:color w:val="000000"/>
-          <w:sz w:val="30"/>
-          <w:szCs w:val="30"/>
-        </w:rPr>
-        <w:t>r.role_id</w:t>
+        <w:t>workspace_member.role_id</w:t>
       </w:r>
       <w:r>
         <w:rPr>
@@ -14260,16 +14008,7 @@
           <w:sz w:val="30"/>
           <w:szCs w:val="30"/>
         </w:rPr>
-        <w:t>ap</w:t>
-      </w:r>
-      <w:r>
-        <w:rPr>
-          <w:b/>
-          <w:color w:val="000000"/>
-          <w:sz w:val="30"/>
-          <w:szCs w:val="30"/>
-        </w:rPr>
-        <w:t>p_role.id</w:t>
+        <w:t>app_role.id</w:t>
       </w:r>
       <w:r>
         <w:rPr>
@@ -14703,15 +14442,7 @@
           <w:sz w:val="30"/>
           <w:szCs w:val="30"/>
         </w:rPr>
-        <w:t>Összességében N:M kapcsolatot hoz létre a wor</w:t>
-      </w:r>
-      <w:r>
-        <w:rPr>
-          <w:color w:val="5C3317"/>
-          <w:sz w:val="30"/>
-          <w:szCs w:val="30"/>
-        </w:rPr>
-        <w:t>kspace és a app_user táblák között</w:t>
+        <w:t>Összességében N:M kapcsolatot hoz létre a workspace és a app_user táblák között</w:t>
       </w:r>
     </w:p>
     <w:p>
@@ -14937,16 +14668,7 @@
           <w:sz w:val="30"/>
           <w:szCs w:val="30"/>
         </w:rPr>
-        <w:t>project_</w:t>
-      </w:r>
-      <w:r>
-        <w:rPr>
-          <w:b/>
-          <w:color w:val="000000"/>
-          <w:sz w:val="30"/>
-          <w:szCs w:val="30"/>
-        </w:rPr>
-        <w:t>team.project_id</w:t>
+        <w:t>project_team.project_id</w:t>
       </w:r>
       <w:r>
         <w:rPr>
@@ -15759,15 +15481,7 @@
           <w:sz w:val="30"/>
           <w:szCs w:val="30"/>
         </w:rPr>
-        <w:t xml:space="preserve"> [1:N kapcsolat</w:t>
-      </w:r>
-      <w:r>
-        <w:rPr>
-          <w:color w:val="5C3317"/>
-          <w:sz w:val="30"/>
-          <w:szCs w:val="30"/>
-        </w:rPr>
-        <w:t>]</w:t>
+        <w:t xml:space="preserve"> [1:N kapcsolat]</w:t>
       </w:r>
     </w:p>
     <w:p>
@@ -16042,10 +15756,7 @@
         <w:ind w:firstLine="275"/>
       </w:pPr>
       <w:r>
-        <w:t>project_team_mem</w:t>
-      </w:r>
-      <w:r>
-        <w:t>ber</w:t>
+        <w:t>project_team_member</w:t>
       </w:r>
     </w:p>
     <w:p>
@@ -16294,10 +16005,7 @@
         <w:ind w:firstLine="275"/>
       </w:pPr>
       <w:r>
-        <w:t>a</w:t>
-      </w:r>
-      <w:r>
-        <w:t>pp_invitation</w:t>
+        <w:t>app_invitation</w:t>
       </w:r>
     </w:p>
     <w:p>
@@ -16532,15 +16240,7 @@
           <w:sz w:val="30"/>
           <w:szCs w:val="30"/>
         </w:rPr>
-        <w:t>K</w:t>
-      </w:r>
-      <w:r>
-        <w:rPr>
-          <w:color w:val="000000"/>
-          <w:sz w:val="30"/>
-          <w:szCs w:val="30"/>
-        </w:rPr>
-        <w:t>apcsolatok:</w:t>
+        <w:t>Kapcsolatok:</w:t>
       </w:r>
     </w:p>
     <w:p>
@@ -16925,16 +16625,7 @@
           <w:sz w:val="30"/>
           <w:szCs w:val="30"/>
         </w:rPr>
-        <w:t>proj</w:t>
-      </w:r>
-      <w:r>
-        <w:rPr>
-          <w:b/>
-          <w:color w:val="000000"/>
-          <w:sz w:val="30"/>
-          <w:szCs w:val="30"/>
-        </w:rPr>
-        <w:t>ect_comment.task_id</w:t>
+        <w:t>project_comment.task_id</w:t>
       </w:r>
       <w:r>
         <w:rPr>
@@ -17310,15 +17001,7 @@
           <w:sz w:val="30"/>
           <w:szCs w:val="30"/>
         </w:rPr>
-        <w:t>Összessé</w:t>
-      </w:r>
-      <w:r>
-        <w:rPr>
-          <w:color w:val="5C3317"/>
-          <w:sz w:val="30"/>
-          <w:szCs w:val="30"/>
-        </w:rPr>
-        <w:t>gében N:M kapcsolatot hoz létre a project_task és a project_label táblák között</w:t>
+        <w:t>Összességében N:M kapcsolatot hoz létre a project_task és a project_label táblák között</w:t>
       </w:r>
     </w:p>
     <w:p>
@@ -18034,10 +17717,7 @@
         <w:ind w:firstLine="275"/>
       </w:pPr>
       <w:r>
-        <w:t>stora</w:t>
-      </w:r>
-      <w:r>
-        <w:t>ge_node_role</w:t>
+        <w:t>storage_node_role</w:t>
       </w:r>
     </w:p>
     <w:p>
@@ -18363,16 +18043,7 @@
           <w:sz w:val="30"/>
           <w:szCs w:val="30"/>
         </w:rPr>
-        <w:t>chat_room.worksp</w:t>
-      </w:r>
-      <w:r>
-        <w:rPr>
-          <w:b/>
-          <w:color w:val="000000"/>
-          <w:sz w:val="30"/>
-          <w:szCs w:val="30"/>
-        </w:rPr>
-        <w:t>ace_id</w:t>
+        <w:t>chat_room.workspace_id</w:t>
       </w:r>
       <w:r>
         <w:rPr>
@@ -18586,10 +18257,7 @@
         <w:ind w:firstLine="275"/>
       </w:pPr>
       <w:r>
-        <w:t>chat</w:t>
-      </w:r>
-      <w:r>
-        <w:t>_room_member</w:t>
+        <w:t>chat_room_member</w:t>
       </w:r>
     </w:p>
     <w:p>
@@ -19059,15 +18727,7 @@
           <w:sz w:val="30"/>
           <w:szCs w:val="30"/>
         </w:rPr>
-        <w:t>Elsődleges kul</w:t>
-      </w:r>
-      <w:r>
-        <w:rPr>
-          <w:color w:val="5C3317"/>
-          <w:sz w:val="30"/>
-          <w:szCs w:val="30"/>
-        </w:rPr>
-        <w:t>cs</w:t>
+        <w:t>Elsődleges kulcs</w:t>
       </w:r>
     </w:p>
     <w:p>
@@ -19271,15 +18931,7 @@
           <w:sz w:val="30"/>
           <w:szCs w:val="30"/>
         </w:rPr>
-        <w:t xml:space="preserve"> [N:1 k</w:t>
-      </w:r>
-      <w:r>
-        <w:rPr>
-          <w:color w:val="5C3317"/>
-          <w:sz w:val="30"/>
-          <w:szCs w:val="30"/>
-        </w:rPr>
-        <w:t>apcsolat]</w:t>
+        <w:t xml:space="preserve"> [N:1 kapcsolat]</w:t>
       </w:r>
     </w:p>
     <w:p>

--- a/docs/2027_13_S2_3_vizsgaremek_Adatbázismodell-diagramm.docx
+++ b/docs/2027_13_S2_3_vizsgaremek_Adatbázismodell-diagramm.docx
@@ -1860,18 +1860,15 @@
         </w:numPr>
         <w:ind w:firstLine="556"/>
       </w:pPr>
-      <w:proofErr w:type="spellStart"/>
-      <w:r>
-        <w:rPr>
-          <w:b/>
-          <w:color w:val="000000"/>
-          <w:sz w:val="30"/>
-          <w:szCs w:val="30"/>
-        </w:rPr>
-        <w:lastRenderedPageBreak/>
-        <w:t>owner_id</w:t>
-      </w:r>
-      <w:proofErr w:type="spellEnd"/>
+      <w:r>
+        <w:rPr>
+          <w:b/>
+          <w:color w:val="000000"/>
+          <w:sz w:val="30"/>
+          <w:szCs w:val="30"/>
+        </w:rPr>
+        <w:t xml:space="preserve">description</w:t>
+      </w:r>
       <w:r>
         <w:rPr>
           <w:color w:val="000000"/>
@@ -1886,23 +1883,7 @@
           <w:sz w:val="30"/>
           <w:szCs w:val="30"/>
         </w:rPr>
-        <w:t>CHAR(36)</w:t>
-      </w:r>
-      <w:r>
-        <w:rPr>
-          <w:color w:val="000000"/>
-          <w:sz w:val="30"/>
-          <w:szCs w:val="30"/>
-        </w:rPr>
-        <w:t xml:space="preserve">, </w:t>
-      </w:r>
-      <w:r>
-        <w:rPr>
-          <w:color w:val="C00000"/>
-          <w:sz w:val="30"/>
-          <w:szCs w:val="30"/>
-        </w:rPr>
-        <w:t>NN</w:t>
+        <w:t xml:space="preserve">TEXT</w:t>
       </w:r>
       <w:r>
         <w:rPr>
@@ -1918,7 +1899,7 @@
           <w:sz w:val="30"/>
           <w:szCs w:val="30"/>
         </w:rPr>
-        <w:t>Tulajdonos felhasználó</w:t>
+        <w:t xml:space="preserve">Workspace leírása</w:t>
       </w:r>
     </w:p>
     <w:p>
@@ -1938,7 +1919,8 @@
           <w:sz w:val="30"/>
           <w:szCs w:val="30"/>
         </w:rPr>
-        <w:t>storage_quota_bytes</w:t>
+        <w:lastRenderedPageBreak/>
+        <w:t>owner_id</w:t>
       </w:r>
       <w:proofErr w:type="spellEnd"/>
       <w:r>
@@ -1955,7 +1937,7 @@
           <w:sz w:val="30"/>
           <w:szCs w:val="30"/>
         </w:rPr>
-        <w:t>BIGINT UNSIGNED</w:t>
+        <w:t>CHAR(36)</w:t>
       </w:r>
       <w:r>
         <w:rPr>
@@ -1979,32 +1961,6 @@
           <w:sz w:val="30"/>
           <w:szCs w:val="30"/>
         </w:rPr>
-        <w:t xml:space="preserve">, </w:t>
-      </w:r>
-      <w:proofErr w:type="spellStart"/>
-      <w:r>
-        <w:rPr>
-          <w:color w:val="00802B"/>
-          <w:sz w:val="30"/>
-          <w:szCs w:val="30"/>
-        </w:rPr>
-        <w:t>default</w:t>
-      </w:r>
-      <w:proofErr w:type="spellEnd"/>
-      <w:r>
-        <w:rPr>
-          <w:color w:val="00802B"/>
-          <w:sz w:val="30"/>
-          <w:szCs w:val="30"/>
-        </w:rPr>
-        <w:t>-&gt;26843545600</w:t>
-      </w:r>
-      <w:r>
-        <w:rPr>
-          <w:color w:val="000000"/>
-          <w:sz w:val="30"/>
-          <w:szCs w:val="30"/>
-        </w:rPr>
         <w:t xml:space="preserve">] : </w:t>
       </w:r>
       <w:r>
@@ -2013,7 +1969,7 @@
           <w:sz w:val="30"/>
           <w:szCs w:val="30"/>
         </w:rPr>
-        <w:t>Tárhelykvóta bájtban (alapértelmezett: 25 GB)</w:t>
+        <w:t>Tulajdonos felhasználó</w:t>
       </w:r>
     </w:p>
     <w:p>
@@ -2033,6 +1989,101 @@
           <w:sz w:val="30"/>
           <w:szCs w:val="30"/>
         </w:rPr>
+        <w:t>storage_quota_bytes</w:t>
+      </w:r>
+      <w:proofErr w:type="spellEnd"/>
+      <w:r>
+        <w:rPr>
+          <w:color w:val="000000"/>
+          <w:sz w:val="30"/>
+          <w:szCs w:val="30"/>
+        </w:rPr>
+        <w:t xml:space="preserve"> [</w:t>
+      </w:r>
+      <w:r>
+        <w:rPr>
+          <w:color w:val="0033CC"/>
+          <w:sz w:val="30"/>
+          <w:szCs w:val="30"/>
+        </w:rPr>
+        <w:t>BIGINT UNSIGNED</w:t>
+      </w:r>
+      <w:r>
+        <w:rPr>
+          <w:color w:val="000000"/>
+          <w:sz w:val="30"/>
+          <w:szCs w:val="30"/>
+        </w:rPr>
+        <w:t xml:space="preserve">, </w:t>
+      </w:r>
+      <w:r>
+        <w:rPr>
+          <w:color w:val="C00000"/>
+          <w:sz w:val="30"/>
+          <w:szCs w:val="30"/>
+        </w:rPr>
+        <w:t>NN</w:t>
+      </w:r>
+      <w:r>
+        <w:rPr>
+          <w:color w:val="000000"/>
+          <w:sz w:val="30"/>
+          <w:szCs w:val="30"/>
+        </w:rPr>
+        <w:t xml:space="preserve">, </w:t>
+      </w:r>
+      <w:proofErr w:type="spellStart"/>
+      <w:r>
+        <w:rPr>
+          <w:color w:val="00802B"/>
+          <w:sz w:val="30"/>
+          <w:szCs w:val="30"/>
+        </w:rPr>
+        <w:t>default</w:t>
+      </w:r>
+      <w:proofErr w:type="spellEnd"/>
+      <w:r>
+        <w:rPr>
+          <w:color w:val="00802B"/>
+          <w:sz w:val="30"/>
+          <w:szCs w:val="30"/>
+        </w:rPr>
+        <w:t>-&gt;26843545600</w:t>
+      </w:r>
+      <w:r>
+        <w:rPr>
+          <w:color w:val="000000"/>
+          <w:sz w:val="30"/>
+          <w:szCs w:val="30"/>
+        </w:rPr>
+        <w:t xml:space="preserve">] : </w:t>
+      </w:r>
+      <w:r>
+        <w:rPr>
+          <w:color w:val="5C3317"/>
+          <w:sz w:val="30"/>
+          <w:szCs w:val="30"/>
+        </w:rPr>
+        <w:t>Tárhelykvóta bájtban (alapértelmezett: 25 GB)</w:t>
+      </w:r>
+    </w:p>
+    <w:p>
+      <w:pPr>
+        <w:pStyle w:val="Listaszerbekezds"/>
+        <w:numPr>
+          <w:ilvl w:val="0"/>
+          <w:numId w:val="5"/>
+        </w:numPr>
+        <w:ind w:firstLine="556"/>
+      </w:pPr>
+      <w:proofErr w:type="spellStart"/>
+      <w:r>
+        <w:rPr>
+          <w:b/>
+          <w:color w:val="000000"/>
+          <w:sz w:val="30"/>
+          <w:szCs w:val="30"/>
+        </w:rPr>
         <w:t>created_at</w:t>
       </w:r>
       <w:proofErr w:type="spellEnd"/>
@@ -8780,7 +8831,7 @@
           <w:sz w:val="30"/>
           <w:szCs w:val="30"/>
         </w:rPr>
-        <w:t>BIGINT</w:t>
+        <w:t>BIGINT UNSIGNED</w:t>
       </w:r>
       <w:r>
         <w:rPr>
@@ -9019,6 +9070,73 @@
         </w:numPr>
         <w:ind w:firstLine="556"/>
       </w:pPr>
+      <w:r>
+        <w:rPr>
+          <w:b/>
+          <w:color w:val="000000"/>
+          <w:sz w:val="30"/>
+          <w:szCs w:val="30"/>
+        </w:rPr>
+        <w:t xml:space="preserve">deleted_at</w:t>
+      </w:r>
+      <w:r>
+        <w:rPr>
+          <w:color w:val="000000"/>
+          <w:sz w:val="30"/>
+          <w:szCs w:val="30"/>
+        </w:rPr>
+        <w:t xml:space="preserve"> [</w:t>
+      </w:r>
+      <w:r>
+        <w:rPr>
+          <w:color w:val="0033CC"/>
+          <w:sz w:val="30"/>
+          <w:szCs w:val="30"/>
+        </w:rPr>
+        <w:t xml:space="preserve">TIMESTAMP</w:t>
+      </w:r>
+      <w:r>
+        <w:rPr>
+          <w:color w:val="000000"/>
+          <w:sz w:val="30"/>
+          <w:szCs w:val="30"/>
+        </w:rPr>
+        <w:t xml:space="preserve">, </w:t>
+      </w:r>
+      <w:r>
+        <w:rPr>
+          <w:color w:val="00802B"/>
+          <w:sz w:val="30"/>
+          <w:szCs w:val="30"/>
+        </w:rPr>
+        <w:t xml:space="preserve">default-&gt;CURRENT_TIMESTAMP</w:t>
+      </w:r>
+      <w:r>
+        <w:rPr>
+          <w:color w:val="000000"/>
+          <w:sz w:val="30"/>
+          <w:szCs w:val="30"/>
+        </w:rPr>
+        <w:t xml:space="preserve">] : </w:t>
+      </w:r>
+      <w:r>
+        <w:rPr>
+          <w:color w:val="5C3317"/>
+          <w:sz w:val="30"/>
+          <w:szCs w:val="30"/>
+        </w:rPr>
+        <w:t xml:space="preserve">Törlés ideje</w:t>
+      </w:r>
+    </w:p>
+    <w:p>
+      <w:pPr>
+        <w:pStyle w:val="Listaszerbekezds"/>
+        <w:numPr>
+          <w:ilvl w:val="0"/>
+          <w:numId w:val="5"/>
+        </w:numPr>
+        <w:ind w:firstLine="556"/>
+      </w:pPr>
       <w:proofErr w:type="spellStart"/>
       <w:r>
         <w:rPr>
@@ -12780,7 +12898,7 @@
           <w:sz w:val="30"/>
           <w:szCs w:val="30"/>
         </w:rPr>
-        <w:t>TINYINT</w:t>
+        <w:t>TINYINT UNSIGNED</w:t>
       </w:r>
       <w:r>
         <w:rPr>
@@ -12875,7 +12993,7 @@
           <w:sz w:val="30"/>
           <w:szCs w:val="30"/>
         </w:rPr>
-        <w:t>TINYINT</w:t>
+        <w:t>TINYINT UNSIGNED</w:t>
       </w:r>
       <w:r>
         <w:rPr>
@@ -13607,6 +13725,204 @@
     </w:p>
     <w:p>
       <w:pPr>
+        <w:pStyle w:val="Cmsor2"/>
+        <w:numPr>
+          <w:ilvl w:val="1"/>
+          <w:numId w:val="14"/>
+        </w:numPr>
+        <w:ind w:firstLine="275"/>
+      </w:pPr>
+      <w:r>
+        <w:t>data_protection_keys</w:t>
+      </w:r>
+    </w:p>
+    <w:p>
+      <w:pPr>
+        <w:pStyle w:val="Listaszerbekezds"/>
+        <w:numPr>
+          <w:ilvl w:val="0"/>
+          <w:numId w:val="5"/>
+        </w:numPr>
+        <w:ind w:firstLine="556"/>
+      </w:pPr>
+      <w:r>
+        <w:rPr>
+          <w:b/>
+          <w:color w:val="000000"/>
+          <w:sz w:val="30"/>
+          <w:szCs w:val="30"/>
+        </w:rPr>
+        <w:t xml:space="preserve">id</w:t>
+      </w:r>
+      <w:r>
+        <w:rPr>
+          <w:color w:val="000000"/>
+          <w:sz w:val="30"/>
+          <w:szCs w:val="30"/>
+        </w:rPr>
+        <w:t xml:space="preserve"> [</w:t>
+      </w:r>
+      <w:r>
+        <w:rPr>
+          <w:color w:val="0033CC"/>
+          <w:sz w:val="30"/>
+          <w:szCs w:val="30"/>
+        </w:rPr>
+        <w:t xml:space="preserve">INT</w:t>
+      </w:r>
+      <w:r>
+        <w:rPr>
+          <w:color w:val="000000"/>
+          <w:sz w:val="30"/>
+          <w:szCs w:val="30"/>
+        </w:rPr>
+        <w:t xml:space="preserve">, elsődleges kulcs, auto_increment] : </w:t>
+      </w:r>
+      <w:r>
+        <w:rPr>
+          <w:color w:val="5C3317"/>
+          <w:sz w:val="30"/>
+          <w:szCs w:val="30"/>
+        </w:rPr>
+        <w:t xml:space="preserve">Elsődleges kulcs</w:t>
+      </w:r>
+    </w:p>
+    <w:p>
+      <w:pPr>
+        <w:pStyle w:val="Listaszerbekezds"/>
+        <w:numPr>
+          <w:ilvl w:val="0"/>
+          <w:numId w:val="5"/>
+        </w:numPr>
+        <w:ind w:firstLine="556"/>
+      </w:pPr>
+      <w:r>
+        <w:rPr>
+          <w:b/>
+          <w:color w:val="000000"/>
+          <w:sz w:val="30"/>
+          <w:szCs w:val="30"/>
+        </w:rPr>
+        <w:t xml:space="preserve">friendly_name</w:t>
+      </w:r>
+      <w:r>
+        <w:rPr>
+          <w:color w:val="000000"/>
+          <w:sz w:val="30"/>
+          <w:szCs w:val="30"/>
+        </w:rPr>
+        <w:t xml:space="preserve"> [</w:t>
+      </w:r>
+      <w:r>
+        <w:rPr>
+          <w:color w:val="0033CC"/>
+          <w:sz w:val="30"/>
+          <w:szCs w:val="30"/>
+        </w:rPr>
+        <w:t xml:space="preserve">LONGTEXT</w:t>
+      </w:r>
+      <w:r>
+        <w:rPr>
+          <w:color w:val="000000"/>
+          <w:sz w:val="30"/>
+          <w:szCs w:val="30"/>
+        </w:rPr>
+        <w:t xml:space="preserve">, </w:t>
+      </w:r>
+      <w:r>
+        <w:rPr>
+          <w:color w:val="000000"/>
+          <w:sz w:val="30"/>
+          <w:szCs w:val="30"/>
+        </w:rPr>
+        <w:t xml:space="preserve">NULL</w:t>
+      </w:r>
+      <w:r>
+        <w:rPr>
+          <w:color w:val="000000"/>
+          <w:sz w:val="30"/>
+          <w:szCs w:val="30"/>
+        </w:rPr>
+        <w:t xml:space="preserve">] : </w:t>
+      </w:r>
+      <w:r>
+        <w:rPr>
+          <w:color w:val="5C3317"/>
+          <w:sz w:val="30"/>
+          <w:szCs w:val="30"/>
+        </w:rPr>
+        <w:t xml:space="preserve">Opcionális barátságos név</w:t>
+      </w:r>
+    </w:p>
+    <w:p>
+      <w:pPr>
+        <w:pStyle w:val="Listaszerbekezds"/>
+        <w:numPr>
+          <w:ilvl w:val="0"/>
+          <w:numId w:val="5"/>
+        </w:numPr>
+        <w:ind w:firstLine="556"/>
+      </w:pPr>
+      <w:r>
+        <w:rPr>
+          <w:b/>
+          <w:color w:val="000000"/>
+          <w:sz w:val="30"/>
+          <w:szCs w:val="30"/>
+        </w:rPr>
+        <w:t xml:space="preserve">xml</w:t>
+      </w:r>
+      <w:r>
+        <w:rPr>
+          <w:color w:val="000000"/>
+          <w:sz w:val="30"/>
+          <w:szCs w:val="30"/>
+        </w:rPr>
+        <w:t xml:space="preserve"> [</w:t>
+      </w:r>
+      <w:r>
+        <w:rPr>
+          <w:color w:val="0033CC"/>
+          <w:sz w:val="30"/>
+          <w:szCs w:val="30"/>
+        </w:rPr>
+        <w:t xml:space="preserve">LONGTEXT</w:t>
+      </w:r>
+      <w:r>
+        <w:rPr>
+          <w:color w:val="000000"/>
+          <w:sz w:val="30"/>
+          <w:szCs w:val="30"/>
+        </w:rPr>
+        <w:t xml:space="preserve">, </w:t>
+      </w:r>
+      <w:r>
+        <w:rPr>
+          <w:color w:val="000000"/>
+          <w:sz w:val="30"/>
+          <w:szCs w:val="30"/>
+        </w:rPr>
+        <w:t xml:space="preserve">NULL</w:t>
+      </w:r>
+      <w:r>
+        <w:rPr>
+          <w:color w:val="000000"/>
+          <w:sz w:val="30"/>
+          <w:szCs w:val="30"/>
+        </w:rPr>
+        <w:t xml:space="preserve">] : </w:t>
+      </w:r>
+      <w:r>
+        <w:rPr>
+          <w:color w:val="5C3317"/>
+          <w:sz w:val="30"/>
+          <w:szCs w:val="30"/>
+        </w:rPr>
+        <w:t xml:space="preserve">A titkosító főkulcs XML formátumban</w:t>
+      </w:r>
+    </w:p>
+    <w:p>
+      <w:pPr>
         <w:pStyle w:val="Cmsor1"/>
         <w:pageBreakBefore/>
         <w:numPr>
@@ -20561,6 +20877,50 @@
           <w:szCs w:val="30"/>
         </w:rPr>
         <w:t xml:space="preserve"> [N:1 kapcsolat]</w:t>
+      </w:r>
+    </w:p>
+    <w:p>
+      <w:pPr>
+        <w:pStyle w:val="Cmsor2"/>
+        <w:numPr>
+          <w:ilvl w:val="1"/>
+          <w:numId w:val="14"/>
+        </w:numPr>
+        <w:ind w:firstLine="275"/>
+      </w:pPr>
+      <w:r>
+        <w:t>data_protection_keys</w:t>
+      </w:r>
+    </w:p>
+    <w:p>
+      <w:pPr>
+        <w:pStyle w:val="Listaszerbekezds"/>
+        <w:ind w:left="1276"/>
+      </w:pPr>
+      <w:r>
+        <w:rPr>
+          <w:b/>
+          <w:color w:val="000000"/>
+          <w:sz w:val="30"/>
+          <w:szCs w:val="30"/>
+        </w:rPr>
+        <w:t xml:space="preserve">id</w:t>
+      </w:r>
+      <w:r>
+        <w:rPr>
+          <w:color w:val="000000"/>
+          <w:sz w:val="30"/>
+          <w:szCs w:val="30"/>
+        </w:rPr>
+        <w:t xml:space="preserve">: </w:t>
+      </w:r>
+      <w:r>
+        <w:rPr>
+          <w:color w:val="5C3317"/>
+          <w:sz w:val="30"/>
+          <w:szCs w:val="30"/>
+        </w:rPr>
+        <w:t xml:space="preserve">Elsődleges kulcs</w:t>
       </w:r>
     </w:p>
     <w:p>
